--- a/Aegis-Architecture-and-GTM.docx
+++ b/Aegis-Architecture-and-GTM.docx
@@ -31,7 +31,7 @@
           <w:sz w:val="40"/>
           <w:szCs w:val="40"/>
         </w:rPr>
-        <w:t xml:space="preserve">Governed Agent Platform</w:t>
+        <w:t xml:space="preserve">Governed-Agent Reference Architecture</w:t>
       </w:r>
     </w:p>
     <w:p>
@@ -7997,7 +7997,7 @@
                 <w:sz w:val="18"/>
                 <w:szCs w:val="18"/>
               </w:rPr>
-              <w:t xml:space="preserve">Electronic-records integrity (append-only + WORM); e-signature-grade human gate (bound, attributable, non-repudiable); Computer Software Assurance validation hooks; immutable audit for regulated activities.</w:t>
+              <w:t xml:space="preserve">Provides controls that support the sponsor’s validation activities — it does not validate anything itself. Electronic-records integrity (append-only + WORM); a human gate with the binding, attributability and non-repudiation an e-signature control requires; artifacts that feed a risk-based CSA/CSV effort; immutable audit for regulated activities. The IQ/OQ/PQ, the validation plan and report, the SOPs, training and change control are performed by the regulated organization inside its own quality system.</w:t>
             </w:r>
           </w:p>
         </w:tc>
@@ -8728,7 +8728,7 @@
         <w:spacing w:after="120" w:before="0" w:line="276"/>
       </w:pPr>
       <w:r>
-        <w:t xml:space="preserve">Every agent — first-party or third-party add-on — ships a signed agent.manifest.yaml. It is the contract the gateway enforces and the artifact CI validates. The manifest declares the agent's owner (cost-allocation/chargeback), required compliance packs, data classes it may touch, its tool grants (intersected with the human's entitlement), the consequential actions withheld from it, its grounding knowledge base and grounding threshold, its monthly token cap and inference profile, its eval suite and minimum pass rate, its human-gate mode with separation of duties, and the publisher signature.</w:t>
+        <w:t xml:space="preserve">Every agent — first-party or third-party add-on — ships a signed agent.manifest.yaml. It is the contract the gateway enforces and the artifact CI validates. The manifest declares the agent's owner (cost-allocation/chargeback), required control-mapping packs, data classes it may touch, its tool grants (intersected with the human's entitlement), the consequential actions withheld from it, its grounding knowledge base and grounding threshold, its monthly token cap and inference profile, its eval suite and minimum pass rate, its human-gate mode with separation of duties, and the publisher signature.</w:t>
       </w:r>
     </w:p>
     <w:p>
@@ -8924,7 +8924,7 @@
         <w:t xml:space="preserve">Pack compatibility </w:t>
       </w:r>
       <w:r>
-        <w:t xml:space="preserve">— the agent declares which compliance packs it requires; deploy fails if a required pack is not active in the target environment.</w:t>
+        <w:t xml:space="preserve">— the agent declares which control-mapping packs it requires; deploy fails if a required pack is not active in the target environment.</w:t>
       </w:r>
     </w:p>
     <w:p>
@@ -12196,7 +12196,7 @@
           <w:i/>
           <w:iCs/>
         </w:rPr>
-        <w:t xml:space="preserve">“A console doesn't give you least-privilege intersection, a human gate withheld in code, WORM audit, per-department chargeback, or a compliance pack that survives a review board.”</w:t>
+        <w:t xml:space="preserve">“A console doesn't give you least-privilege intersection, a human gate withheld in code, WORM audit, per-department chargeback, or a control-mapping pack that survives a review board.”</w:t>
       </w:r>
     </w:p>
     <w:p>
@@ -18211,7 +18211,7 @@
         <w:sz w:val="16"/>
         <w:szCs w:val="16"/>
       </w:rPr>
-      <w:t xml:space="preserve">Aegis — Governed Agent Platform</w:t>
+      <w:t xml:space="preserve">Aegis — Governed-Agent Reference Architecture</w:t>
     </w:r>
     <w:r>
       <w:rPr>
